--- a/tokiq/docs/game-brief/Tokiq Game Brief_jp.docx
+++ b/tokiq/docs/game-brief/Tokiq Game Brief_jp.docx
@@ -64,7 +64,7 @@
         <w:pStyle w:val="FirstParagraph"/>
       </w:pPr>
       <w:r>
-        <w:t xml:space="preserve">Tokiqとは何か、どう遊ぶのか、なぜ人を惹きつけるのか、そしてどこへ向かうのか。本書は、そのコンセプトと現状を分かりやすくご紹介するために用意しました。</w:t>
+        <w:t xml:space="preserve">Tokiqとは何か、どう遊ぶのか、なぜ人を惹きつけるのか、そして今後どのように検証していくのか。本書は、そのコンセプトと現状を分かりやすくご紹介するために用意しました。</w:t>
       </w:r>
     </w:p>
     <w:p>
@@ -84,7 +84,7 @@
         <w:t xml:space="preserve">提出先</w:t>
       </w:r>
       <w:r>
-        <w:t xml:space="preserve">ワタナベ 様</w:t>
+        <w:t xml:space="preserve">ワタナベ様</w:t>
       </w:r>
     </w:p>
     <w:p>
@@ -167,7 +167,7 @@
         <w:t xml:space="preserve">STOP</w:t>
       </w:r>
       <w:r>
-        <w:t xml:space="preserve">を押したプレイヤーが、共有の賞金プールを獲得します。数秒で理解でき、誰もが知る一つの感覚（行動の前に息を呑む一瞬と、「あと少し」の悔しさ）を核にしています。</w:t>
+        <w:t xml:space="preserve">を押したプレイヤーが、共有の賞金プールを獲得します。数秒で理解でき、誰もが知る感覚、すなわち行動の直前の緊張と、コンマ数秒届かなかったときの悔しさを核にしています。</w:t>
       </w:r>
     </w:p>
     <w:p>
@@ -403,7 +403,7 @@
         <w:pStyle w:val="BodyText"/>
       </w:pPr>
       <w:r>
-        <w:t xml:space="preserve">提出先：ワタナベ 様</w:t>
+        <w:t xml:space="preserve">提出先：ワタナベ様</w:t>
       </w:r>
       <w:r>
         <w:t xml:space="preserve">作成者：アンブローズ・アランダ</w:t>
@@ -413,7 +413,7 @@
       </w:r>
     </w:p>
     <w:bookmarkEnd w:id="23"/>
-    <w:bookmarkStart w:id="24" w:name="コンセプト"/>
+    <w:bookmarkStart w:id="24" w:name="tokiqとは"/>
     <w:p>
       <w:pPr>
         <w:pStyle w:val="Heading2"/>
@@ -422,7 +422,7 @@
         <w:t xml:space="preserve">01</w:t>
       </w:r>
       <w:r>
-        <w:t xml:space="preserve">コンセプト</w:t>
+        <w:t xml:space="preserve">Tokiqとは</w:t>
       </w:r>
     </w:p>
     <w:p>
@@ -488,7 +488,7 @@
         <w:t xml:space="preserve">精密さと度胸</w:t>
       </w:r>
       <w:r>
-        <w:t xml:space="preserve">、すなわちタップ直前の息を呑む一瞬と、わずかに及ばなかったときの、後を引く悔しさです。</w:t>
+        <w:t xml:space="preserve">、すなわちタップ直前の集中の一瞬と、わずかに届かなかったときの「もう一度」と思わせる感覚です。</w:t>
       </w:r>
     </w:p>
     <w:p>
@@ -519,7 +519,7 @@
         <w:pStyle w:val="BodyText"/>
       </w:pPr>
       <w:r>
-        <w:t xml:space="preserve">本書は、宣伝ではなく率直であることを旨としています。Tokiqの可能性とともに、残された本当の弱点や未解決の問いも、第08節にあわせて示します。ご都合のよいときに、ぜひ</w:t>
+        <w:t xml:space="preserve">本書は、宣伝ではなく率直であることを旨としています。Tokiqの可能性とともに、残された弱点や未解決の問いも、第08節で包み隠さず示します。あわせて、ご都合のよいときに</w:t>
       </w:r>
       <w:r>
         <w:t xml:space="preserve"> </w:t>
@@ -536,7 +536,7 @@
         <w:t xml:space="preserve"> </w:t>
       </w:r>
       <w:r>
-        <w:t xml:space="preserve">で試作版をお試しください。数分触れていただくほうが、どんな説明よりも多くを伝えます。</w:t>
+        <w:t xml:space="preserve">で試作版をぜひお試しください。数分お試しいただくだけで、どのような説明よりも多くをお伝えできるはずです。</w:t>
       </w:r>
     </w:p>
     <w:bookmarkEnd w:id="24"/>
@@ -764,7 +764,10 @@
         <w:t xml:space="preserve"> </w:t>
       </w:r>
       <w:r>
-        <w:t xml:space="preserve">のプール。カウントダウンがGOになり、クロックが上がっていきます。</w:t>
+        <w:t xml:space="preserve">のプールができます。カウントダウンがGOになり、クロックが</w:t>
+      </w:r>
+      <w:r>
+        <w:t xml:space="preserve"> </w:t>
       </w:r>
       <w:r>
         <w:t xml:space="preserve">3 … 6 … 8 …</w:t>
@@ -773,15 +776,15 @@
         <w:t xml:space="preserve"> </w:t>
       </w:r>
       <w:r>
-        <w:t xml:space="preserve">10に近づくにつれ、刻む音は速く、鋭くなります。</w:t>
-      </w:r>
-    </w:p>
-    <w:p>
-      <w:pPr>
-        <w:pStyle w:val="BodyText"/>
-      </w:pPr>
-      <w:r>
-        <w:t xml:space="preserve">あなたはタップする。クロックは</w:t>
+        <w:t xml:space="preserve">と上がっていきます。</w:t>
+      </w:r>
+    </w:p>
+    <w:p>
+      <w:pPr>
+        <w:pStyle w:val="BodyText"/>
+      </w:pPr>
+      <w:r>
+        <w:t xml:space="preserve">あなたがタップすると、クロックは</w:t>
       </w:r>
       <w:r>
         <w:t xml:space="preserve"> </w:t>
@@ -793,7 +796,7 @@
         <w:t xml:space="preserve"> </w:t>
       </w:r>
       <w:r>
-        <w:t xml:space="preserve">で止まる。卓の他の面々は 10.06、9.91、10.21。あなたの誤差はわずか</w:t>
+        <w:t xml:space="preserve">で止まります。卓の他のプレイヤーは 10.06、9.91、10.21。あなたの誤差はわずか</w:t>
       </w:r>
       <w:r>
         <w:t xml:space="preserve"> </w:t>
@@ -806,28 +809,15 @@
         <w:t xml:space="preserve">0.03</w:t>
       </w:r>
       <w:r>
-        <w:t xml:space="preserve">。そして誤差 0.02 の誰かが、プールを攫っていきます。</w:t>
-      </w:r>
-    </w:p>
-    <w:p>
-      <w:pPr>
-        <w:pStyle w:val="BodyText"/>
-      </w:pPr>
-      <w:r>
-        <w:t xml:space="preserve">その痛みは、正確で、個人的です。</w:t>
-      </w:r>
-      <w:r>
-        <w:rPr>
-          <w:iCs/>
-          <w:i/>
-        </w:rPr>
-        <w:t xml:space="preserve">惜しい。</w:t>
-      </w:r>
-      <w:r>
-        <w:t xml:space="preserve"> </w:t>
-      </w:r>
-      <w:r>
-        <w:t xml:space="preserve">あなたの親指は、もう「次のラウンドへ」に伸びています。</w:t>
+        <w:t xml:space="preserve">。そして誤差 0.02 の別のプレイヤーが、プールを獲得します。</w:t>
+      </w:r>
+    </w:p>
+    <w:p>
+      <w:pPr>
+        <w:pStyle w:val="BodyText"/>
+      </w:pPr>
+      <w:r>
+        <w:t xml:space="preserve">これほどの僅差の敗北は、敗北というより「次こそは」という誘いに感じられます。実際、多くのプレイヤーはそのまま次のラウンドへ進みます。</w:t>
       </w:r>
     </w:p>
     <w:p>
@@ -846,7 +836,7 @@
       </w:r>
     </w:p>
     <w:bookmarkEnd w:id="28"/>
-    <w:bookmarkStart w:id="32" w:name="なぜ惹きつけるのか"/>
+    <w:bookmarkStart w:id="32" w:name="プレイヤーが戻ってくる理由"/>
     <w:p>
       <w:pPr>
         <w:pStyle w:val="Heading2"/>
@@ -855,7 +845,7 @@
         <w:t xml:space="preserve">03</w:t>
       </w:r>
       <w:r>
-        <w:t xml:space="preserve">なぜ惹きつけるのか</w:t>
+        <w:t xml:space="preserve">プレイヤーが戻ってくる理由</w:t>
       </w:r>
     </w:p>
     <w:p>
@@ -873,7 +863,7 @@
         <w:t xml:space="preserve">予測できない</w:t>
       </w:r>
       <w:r>
-        <w:t xml:space="preserve">からであり、1ラウンドごとに、決着をつけたくなる感情の余韻が残るからです。そこにはいくつかの力が同時に働いています。</w:t>
+        <w:t xml:space="preserve">からであり、1ラウンドが終わるたびに、次のラウンドへと引き寄せる感情が残るからです。そこにはいくつかの力が同時に働いています。</w:t>
       </w:r>
     </w:p>
     <w:p>
@@ -911,7 +901,7 @@
         <w:t xml:space="preserve">惜しい一瞬（ニアミス）</w:t>
       </w:r>
       <w:r>
-        <w:t xml:space="preserve">：「誤差0.03秒」は、完敗よりもはるかに人を駆り立てます。それは「次こそは」とささやきます。</w:t>
+        <w:t xml:space="preserve">：「誤差0.03秒」は、完敗よりもはるかに人を駆り立て、「次こそは」という気持ちを生みます。</w:t>
       </w:r>
     </w:p>
     <w:p>
@@ -1078,7 +1068,7 @@
       </w:r>
     </w:p>
     <w:bookmarkEnd w:id="32"/>
-    <w:bookmarkStart w:id="33" w:name="市場といまである理由"/>
+    <w:bookmarkStart w:id="33" w:name="市場機会と参入のタイミング"/>
     <w:p>
       <w:pPr>
         <w:pStyle w:val="Heading2"/>
@@ -1087,7 +1077,7 @@
         <w:t xml:space="preserve">04</w:t>
       </w:r>
       <w:r>
-        <w:t xml:space="preserve">市場と、「いま」である理由</w:t>
+        <w:t xml:space="preserve">市場機会と参入のタイミング</w:t>
       </w:r>
     </w:p>
     <w:p>
@@ -1208,7 +1198,7 @@
       </w:r>
     </w:p>
     <w:bookmarkEnd w:id="33"/>
-    <w:bookmarkStart w:id="34" w:name="tokiqの違い"/>
+    <w:bookmarkStart w:id="34" w:name="tokiqの差別化"/>
     <w:p>
       <w:pPr>
         <w:pStyle w:val="Heading2"/>
@@ -1217,7 +1207,7 @@
         <w:t xml:space="preserve">05</w:t>
       </w:r>
       <w:r>
-        <w:t xml:space="preserve">Tokiqの違い</w:t>
+        <w:t xml:space="preserve">Tokiqの差別化</w:t>
       </w:r>
     </w:p>
     <w:p>
@@ -1462,7 +1452,7 @@
               <w:jc w:val="left"/>
             </w:pPr>
             <w:r>
-              <w:t xml:space="preserve">より清潔で、静かで、和の引き算の美学</w:t>
+              <w:t xml:space="preserve">より清潔で落ち着いた、日本的なミニマルデザイン</w:t>
             </w:r>
           </w:p>
         </w:tc>
@@ -1484,7 +1474,7 @@
       </w:r>
     </w:p>
     <w:bookmarkEnd w:id="34"/>
-    <w:bookmarkStart w:id="35" w:name="経済の仕組み"/>
+    <w:bookmarkStart w:id="35" w:name="ビジネスモデル"/>
     <w:p>
       <w:pPr>
         <w:pStyle w:val="Heading2"/>
@@ -1493,7 +1483,7 @@
         <w:t xml:space="preserve">06</w:t>
       </w:r>
       <w:r>
-        <w:t xml:space="preserve">経済の仕組み</w:t>
+        <w:t xml:space="preserve">ビジネスモデル</w:t>
       </w:r>
     </w:p>
     <w:p>
@@ -1586,7 +1576,7 @@
       </w:r>
     </w:p>
     <w:bookmarkEnd w:id="35"/>
-    <w:bookmarkStart w:id="36" w:name="現在あるもの"/>
+    <w:bookmarkStart w:id="36" w:name="試作版の現状"/>
     <w:p>
       <w:pPr>
         <w:pStyle w:val="Heading2"/>
@@ -1595,7 +1585,7 @@
         <w:t xml:space="preserve">07</w:t>
       </w:r>
       <w:r>
-        <w:t xml:space="preserve">現在あるもの</w:t>
+        <w:t xml:space="preserve">試作版の現状</w:t>
       </w:r>
     </w:p>
     <w:p>
@@ -1603,17 +1593,17 @@
         <w:pStyle w:val="FirstParagraph"/>
       </w:pPr>
       <w:r>
-        <w:t xml:space="preserve">私たちは、デモとコンセプト検証のために、ライブのマルチプレイ製品のように見え、そう感じられるよう作られた</w:t>
-      </w:r>
-      <w:r>
-        <w:rPr>
-          <w:bCs/>
-          <w:b/>
-        </w:rPr>
-        <w:t xml:space="preserve">説得力のあるフロントエンドのみの試作版</w:t>
-      </w:r>
-      <w:r>
-        <w:t xml:space="preserve">を持っています。あらゆるブラウザで動作し、アプリとしてインストールでき（PWA）、</w:t>
+        <w:t xml:space="preserve">現在のTokiqは、</w:t>
+      </w:r>
+      <w:r>
+        <w:rPr>
+          <w:bCs/>
+          <w:b/>
+        </w:rPr>
+        <w:t xml:space="preserve">フロントエンドのみの試作版</w:t>
+      </w:r>
+      <w:r>
+        <w:t xml:space="preserve">です。デモとコンセプト検証のために、実際のマルチプレイ製品のように見え、感じられるよう作り込んでいます。あらゆるブラウザで動作し、アプリとしてインストールでき（PWA）、</w:t>
       </w:r>
       <w:r>
         <w:rPr>
@@ -1650,7 +1640,7 @@
         <w:pStyle w:val="BodyText"/>
       </w:pPr>
       <w:r>
-        <w:t xml:space="preserve">何が本物で、何が演出なのか。その区別が計画全体を形づくるため、私たちはそこを意図的に率直にしています。</w:t>
+        <w:t xml:space="preserve">何が実装済みで、何が擬似的な演出なのか。その区別が計画全体を形づくるため、ここでは明確に区分してお示しします。</w:t>
       </w:r>
     </w:p>
     <w:tbl>
@@ -1810,11 +1800,11 @@
         <w:t xml:space="preserve">正直な核心</w:t>
       </w:r>
       <w:r>
-        <w:t xml:space="preserve">唯一、本当にインタラクティブな要素（タイマーと、あなたのタップ）こそ、まさに検証すべき部分です。それだけで「あと少し」の手応えを生むのに十分であり、それがこの試作版の存在意義そのものです。</w:t>
+        <w:t xml:space="preserve">唯一、本当にインタラクティブな要素であるタイマーとタップこそ、まさに検証すべき部分です。それだけで「あと少し」の手応えを体感するには十分であり、それがこの試作版の存在意義です。</w:t>
       </w:r>
     </w:p>
     <w:bookmarkEnd w:id="36"/>
-    <w:bookmarkStart w:id="43" w:name="正直な評価"/>
+    <w:bookmarkStart w:id="44" w:name="リスクと未解決の問い"/>
     <w:p>
       <w:pPr>
         <w:pStyle w:val="Heading2"/>
@@ -1823,7 +1813,7 @@
         <w:t xml:space="preserve">08</w:t>
       </w:r>
       <w:r>
-        <w:t xml:space="preserve">正直な評価</w:t>
+        <w:t xml:space="preserve">リスクと未解決の問い</w:t>
       </w:r>
     </w:p>
     <w:p>
@@ -1862,13 +1852,13 @@
       </w:r>
     </w:p>
     <w:bookmarkEnd w:id="37"/>
-    <w:bookmarkStart w:id="38" w:name="公正性の仕組みはまだ本物ではなくアルゴリズムにも限界があります"/>
+    <w:bookmarkStart w:id="38" w:name="公正性の仕組みはまだ本物ではありません"/>
     <w:p>
       <w:pPr>
         <w:pStyle w:val="Heading3"/>
       </w:pPr>
       <w:r>
-        <w:t xml:space="preserve">公正性の仕組みはまだ本物ではなく、アルゴリズムにも限界があります。</w:t>
+        <w:t xml:space="preserve">公正性の仕組みは、まだ本物ではありません。</w:t>
       </w:r>
     </w:p>
     <w:p>
@@ -1886,7 +1876,25 @@
         <w:t xml:space="preserve">実製品では悪用が可能</w:t>
       </w:r>
       <w:r>
-        <w:t xml:space="preserve">です。本気のプレイヤーは自分の計時を操作でき、回線の遅いプレイヤーは実際に不利になります。真に公正なプレイには、サーバー主導の計時、遅延補正、そして検証可能な公正性証明が必要であり、いずれもまだ存在せず、それらが中核のエンジニアリング課題を成します。試作版の対戦相手も</w:t>
+        <w:t xml:space="preserve">です。本気のプレイヤーは自分の計時を操作でき、回線の遅いプレイヤーは実際に不利になります。真に公正なプレイには、サーバー主導の計時、遅延補正、そして検証可能な公正性証明が必要です。いずれもまだ存在せず、これらが中核のエンジニアリング課題を成します。</w:t>
+      </w:r>
+    </w:p>
+    <w:bookmarkEnd w:id="38"/>
+    <w:bookmarkStart w:id="39" w:name="試作版は体験を実際より良く見せています"/>
+    <w:p>
+      <w:pPr>
+        <w:pStyle w:val="Heading3"/>
+      </w:pPr>
+      <w:r>
+        <w:t xml:space="preserve">試作版は、体験を実際より良く見せています。</w:t>
+      </w:r>
+    </w:p>
+    <w:p>
+      <w:pPr>
+        <w:pStyle w:val="FirstParagraph"/>
+      </w:pPr>
+      <w:r>
+        <w:t xml:space="preserve">試作版の対戦相手は</w:t>
       </w:r>
       <w:r>
         <w:rPr>
@@ -1896,11 +1904,11 @@
         <w:t xml:space="preserve">擬似的</w:t>
       </w:r>
       <w:r>
-        <w:t xml:space="preserve">です。彼らのタイムは、巧みに見えるよう目標付近に寄せた緩やかな統計的ノイズで生成しています。実際のプレイヤーのばらつきははるかに大きく、その結果、ラウンドの体感は大きく変わり得ます。また、デモで人が現実的に勝てるよう、各卓は意図的に少人数（8〜14人）に保っています。数百人規模の実プレイヤーでは勝つことははるかに難しくなり、体験は私たちがまだ検証していない形で変化します。</w:t>
-      </w:r>
-    </w:p>
-    <w:bookmarkEnd w:id="38"/>
-    <w:bookmarkStart w:id="39" w:name="プレイヤーが戻ること支払うことはまだ示せていません"/>
+        <w:t xml:space="preserve">です。そのタイムは、巧みに見えるよう目標付近に寄せた緩やかな統計的ノイズで生成しています。実際のプレイヤーのばらつきははるかに大きく、ラウンドの体感は大きく変わり得ます。また、デモで現実的に勝てるよう、各卓は意図的に少人数（8〜14人）に保っています。数百人規模の実プレイヤーが参加すれば勝つことははるかに難しくなり、体験はまだ検証していない形で変化します。</w:t>
+      </w:r>
+    </w:p>
+    <w:bookmarkEnd w:id="39"/>
+    <w:bookmarkStart w:id="40" w:name="プレイヤーが戻ること支払うことはまだ示せていません"/>
     <w:p>
       <w:pPr>
         <w:pStyle w:val="Heading3"/>
@@ -1917,8 +1925,8 @@
         <w:t xml:space="preserve">リテンションは成否を分ける問いですが、マルチプレイが擬似的であるため、試作版では答えられません。ニアミスが、度重なる敗北の後でもプレイヤーを呼び戻すだけの十分なフックになるかは、まだ分かりません。支払い意思も同様に未検証で、¥100の参加費と10%のハウス手数料は暫定値にすぎず、本当の価格調査はこれからです。</w:t>
       </w:r>
     </w:p>
-    <w:bookmarkEnd w:id="39"/>
-    <w:bookmarkStart w:id="40" w:name="aviatorに対する優位は結果ではなく仮説です"/>
+    <w:bookmarkEnd w:id="40"/>
+    <w:bookmarkStart w:id="41" w:name="aviatorに対する優位は結果ではなく仮説です"/>
     <w:p>
       <w:pPr>
         <w:pStyle w:val="Heading3"/>
@@ -1935,8 +1943,8 @@
         <w:t xml:space="preserve">私たちの論拠は、より強いスキルの感覚と、より清潔で社交的な体感に拠っています。どちらも妥当ですが、どちらも未証明です。人間の反応のばらつきや回線遅延といった実条件のもとでは、Tokiqは意図したほどスキル主導に感じられず、改善しようとしている運主導の体験に近づいてしまう可能性もあります。</w:t>
       </w:r>
     </w:p>
-    <w:bookmarkEnd w:id="40"/>
-    <w:bookmarkStart w:id="41" w:name="信頼と規制がとりわけ日本において未解決です"/>
+    <w:bookmarkEnd w:id="41"/>
+    <w:bookmarkStart w:id="42" w:name="信頼と規制がとりわけ日本において未解決です"/>
     <w:p>
       <w:pPr>
         <w:pStyle w:val="Heading3"/>
@@ -1953,8 +1961,8 @@
         <w:t xml:space="preserve">参加費と賞金プールを伴う仕組みは、慎重な法的検討を要します。スキル型という位置づけは賭博性の論点を助けますが、適用除外を保証するものではありません。この検討はモデルを作り変え、遅らせ、あるいは止める可能性があるため、私たちはこれを脚注ではなく最優先のリスクとして扱い、他のすべてと並行して早期に検討します。</w:t>
       </w:r>
     </w:p>
-    <w:bookmarkEnd w:id="41"/>
-    <w:bookmarkStart w:id="42" w:name="経済性はまだモデル化していません"/>
+    <w:bookmarkEnd w:id="42"/>
+    <w:bookmarkStart w:id="43" w:name="経済性はまだモデル化していません"/>
     <w:p>
       <w:pPr>
         <w:pStyle w:val="Heading3"/>
@@ -2299,9 +2307,9 @@
         <w:t xml:space="preserve">これらは中止の理由ではありません。むしろ、次に示す順序で慎重に進めるべき理由です。</w:t>
       </w:r>
     </w:p>
-    <w:bookmarkEnd w:id="42"/>
     <w:bookmarkEnd w:id="43"/>
-    <w:bookmarkStart w:id="44" w:name="これからの計画"/>
+    <w:bookmarkEnd w:id="44"/>
+    <w:bookmarkStart w:id="45" w:name="検証計画"/>
     <w:p>
       <w:pPr>
         <w:pStyle w:val="Heading2"/>
@@ -2310,7 +2318,7 @@
         <w:t xml:space="preserve">09</w:t>
       </w:r>
       <w:r>
-        <w:t xml:space="preserve">これからの計画</w:t>
+        <w:t xml:space="preserve">検証計画</w:t>
       </w:r>
     </w:p>
     <w:p>
@@ -2318,7 +2326,7 @@
         <w:pStyle w:val="FirstParagraph"/>
       </w:pPr>
       <w:r>
-        <w:t xml:space="preserve">計画は、上記の問いに、最も安く、最も安全な順序で答えるために存在します。私たちの指針はシンプルです。</w:t>
+        <w:t xml:space="preserve">計画は、第08節の問いに、最も安く、最も安全な順序で答えるために存在します。私たちの指針はシンプルです。</w:t>
       </w:r>
       <w:r>
         <w:rPr>
@@ -2328,7 +2336,7 @@
         <w:t xml:space="preserve">プレイヤーが本当に望んでいると検証できるまで、高コストな部分を作らない。</w:t>
       </w:r>
       <w:r>
-        <w:t xml:space="preserve">まず最も安い実験を行い、兆候が正当化して初めて難しい開発に投資します。道筋は、いくつかの「判断の関門（ゲート）」で構成されます。</w:t>
+        <w:t xml:space="preserve">道筋はいくつかの「判断の関門（ゲート）」で構成され、各ゲートを通過して初めて、次の投資に進みます。</w:t>
       </w:r>
     </w:p>
     <w:p>
@@ -2376,7 +2384,7 @@
         <w:pStyle w:val="BodyText"/>
       </w:pPr>
       <w:r>
-        <w:t xml:space="preserve">シンプルなランディングページと、プレイマネーでの価格テスト。室外の人が関心を持つかの安価な確認。</w:t>
+        <w:t xml:space="preserve">シンプルなランディングページと、プレイマネーでの価格テスト。身近な範囲の外にいる人々が関心を持つかを、低コストで確かめます。</w:t>
       </w:r>
     </w:p>
     <w:p>
@@ -2408,7 +2416,7 @@
         <w:pStyle w:val="BodyText"/>
       </w:pPr>
       <w:r>
-        <w:t xml:space="preserve">ゲートの先にある「難しい部分」は分かっており、意図的に最後に置いています。</w:t>
+        <w:t xml:space="preserve">ゲートの先には、第08節で挙げた4つの難所が待っています。これらは意図的に最後に置いています。</w:t>
       </w:r>
     </w:p>
     <w:p>
@@ -2512,14 +2520,14 @@
         <w:t xml:space="preserve">まず安い実験。高コストの開発は、証拠に従います。実プレイヤーが「戻ってきて、友人を連れてくる」と示して初めて、本格的に投資します。</w:t>
       </w:r>
     </w:p>
-    <w:bookmarkEnd w:id="44"/>
-    <w:bookmarkStart w:id="45" w:name="結びに"/>
+    <w:bookmarkEnd w:id="45"/>
+    <w:bookmarkStart w:id="46" w:name="おわりに"/>
     <w:p>
       <w:pPr>
         <w:pStyle w:val="Heading2"/>
       </w:pPr>
       <w:r>
-        <w:t xml:space="preserve">結びに</w:t>
+        <w:t xml:space="preserve">おわりに</w:t>
       </w:r>
     </w:p>
     <w:p>
@@ -2527,7 +2535,7 @@
         <w:pStyle w:val="FirstParagraph"/>
       </w:pPr>
       <w:r>
-        <w:t xml:space="preserve">Tokiqは、誰もが知るたった一つの瞬間（行動の前に息を呑むあの一瞬と、「あと少し」の悔しさ）を、速く、社交的で、スキル型のループへと変えます。土台とするカテゴリーは、すでに非常に大きな需要を証明しています。機会は、その需要に対して、より清潔で、より技量を活かせ、より共有したくなる形を届けることにあります。</w:t>
+        <w:t xml:space="preserve">Tokiqは、誰もが知るたった一つの瞬間、すなわち行動の直前の緊張と「あと少し」の悔しさを、速く、社交的で、スキル型のゲームへと変えます。土台とするカテゴリーは、すでに非常に大きな需要を証明しています。機会は、その需要に対して、より清潔で、より技量を活かせ、より共有したくなる形を届けることにあります。</w:t>
       </w:r>
     </w:p>
     <w:p>
@@ -2563,7 +2571,7 @@
         <w:t xml:space="preserve">で試作版をお試しください。喜んで、製品とその背景にある考え方をご案内いたします。ご懸念やご批判も含め、忌憚のないご意見をいただけましたら幸いです。ご検討のお時間をいただき、誠にありがとうございます。</w:t>
       </w:r>
     </w:p>
-    <w:bookmarkEnd w:id="45"/>
+    <w:bookmarkEnd w:id="46"/>
     <w:sectPr/>
   </w:body>
 </w:document>
